--- a/vertrag/07_SEPA-Firmenlastschriftmandat.docx
+++ b/vertrag/07_SEPA-Firmenlastschriftmandat.docx
@@ -62,7 +62,7 @@
           <w:sz w:val="18"/>
           <w:szCs w:val="18"/>
         </w:rPr>
-        <w:t xml:space="preserve">Stand: Juli 2026</w:t>
+        <w:t xml:space="preserve">Stand: Oktober 2026</w:t>
       </w:r>
     </w:p>
     <w:p>
@@ -1300,7 +1300,7 @@
           <w:sz w:val="18"/>
           <w:szCs w:val="18"/>
         </w:rPr>
-        <w:t xml:space="preserve">Dies ist ein sorgfältig erstellter Entwurf. Er ersetzt keine Rechtsberatung und sollte für den Einzelfall anwaltlich geprüft werden.</w:t>
+        <w:t xml:space="preserve">Fassung Oktober 2026. Entwurf, von NexAI erstellt; die anwaltliche Prüfung folgt. Eckige Klammern kennzeichnen Werte und Regelungen, die vor Verwendung festzulegen sind; „[setzt voraus: …]“ kennzeichnet Zusagen, die erst gelten, wenn die genannte technische Voraussetzung erfüllt ist.</w:t>
       </w:r>
     </w:p>
     <w:sectPr>
